--- a/4_Diari/2025.05.07.docx
+++ b/4_Diari/2025.05.07.docx
@@ -204,8 +204,6 @@
                 <w:rFonts w:ascii="Arial" w:hAnsi="Arial" w:cs="Arial"/>
               </w:rPr>
             </w:pPr>
-            <w:bookmarkStart w:id="3" w:name="_GoBack"/>
-            <w:bookmarkEnd w:id="3"/>
             <w:r>
               <w:rPr>
                 <w:rFonts w:ascii="Arial" w:hAnsi="Arial" w:cs="Arial"/>
@@ -286,6 +284,22 @@
               </w:rPr>
               <w:t>iornato sicurezza dei link</w:t>
             </w:r>
+            <w:r>
+              <w:rPr>
+                <w:rFonts w:ascii="Arial" w:hAnsi="Arial" w:cs="Arial"/>
+              </w:rPr>
+              <w:t>, problemi iniziali ma risolto in seguito</w:t>
+            </w:r>
+          </w:p>
+          <w:p>
+            <w:pPr>
+              <w:ind w:left="1080"/>
+              <w:rPr>
+                <w:rFonts w:ascii="Arial" w:hAnsi="Arial" w:cs="Arial"/>
+              </w:rPr>
+            </w:pPr>
+            <w:bookmarkStart w:id="3" w:name="_GoBack"/>
+            <w:bookmarkEnd w:id="3"/>
           </w:p>
           <w:p>
             <w:pPr>
@@ -390,7 +404,7 @@
               <w:rPr>
                 <w:rFonts w:ascii="Arial" w:hAnsi="Arial" w:cs="Arial"/>
               </w:rPr>
-              <w:t>da risolvere</w:t>
+              <w:t>risolto</w:t>
             </w:r>
           </w:p>
         </w:tc>
@@ -5279,6 +5293,7 @@
     <w:rsid w:val="00673D1E"/>
     <w:rsid w:val="00682218"/>
     <w:rsid w:val="006D01E3"/>
+    <w:rsid w:val="0070000D"/>
     <w:rsid w:val="00724B9C"/>
     <w:rsid w:val="00754822"/>
     <w:rsid w:val="007778E5"/>
@@ -6157,7 +6172,7 @@
 </file>
 
 <file path=customXml/itemProps1.xml><?xml version="1.0" encoding="utf-8"?>
-<ds:datastoreItem xmlns:ds="http://schemas.openxmlformats.org/officeDocument/2006/customXml" ds:itemID="{6BE311DC-45BA-4EAD-BD65-CE90892BA8FC}">
+<ds:datastoreItem xmlns:ds="http://schemas.openxmlformats.org/officeDocument/2006/customXml" ds:itemID="{93C49063-BB8D-4F56-8387-B686BEF9B5C0}">
   <ds:schemaRefs>
     <ds:schemaRef ds:uri="http://schemas.openxmlformats.org/officeDocument/2006/bibliography"/>
   </ds:schemaRefs>

--- a/4_Diari/2025.05.07.docx
+++ b/4_Diari/2025.05.07.docx
@@ -195,11 +195,6 @@
           </w:tcPr>
           <w:p>
             <w:pPr>
-              <w:pStyle w:val="Paragrafoelenco"/>
-              <w:numPr>
-                <w:ilvl w:val="0"/>
-                <w:numId w:val="21"/>
-              </w:numPr>
               <w:rPr>
                 <w:rFonts w:ascii="Arial" w:hAnsi="Arial" w:cs="Arial"/>
               </w:rPr>
@@ -208,16 +203,11 @@
               <w:rPr>
                 <w:rFonts w:ascii="Arial" w:hAnsi="Arial" w:cs="Arial"/>
               </w:rPr>
-              <w:t>Note</w:t>
+              <w:t>Paolo Comes:</w:t>
             </w:r>
           </w:p>
           <w:p>
             <w:pPr>
-              <w:pStyle w:val="Paragrafoelenco"/>
-              <w:numPr>
-                <w:ilvl w:val="1"/>
-                <w:numId w:val="21"/>
-              </w:numPr>
               <w:rPr>
                 <w:rFonts w:ascii="Arial" w:hAnsi="Arial" w:cs="Arial"/>
               </w:rPr>
@@ -226,48 +216,74 @@
               <w:rPr>
                 <w:rFonts w:ascii="Arial" w:hAnsi="Arial" w:cs="Arial"/>
               </w:rPr>
-              <w:t>Aggiunto due funzioni: visualizzare e eliminare attachments (</w:t>
+              <w:t xml:space="preserve">Ho messo mano al file </w:t>
             </w:r>
             <w:proofErr w:type="spellStart"/>
             <w:r>
               <w:rPr>
                 <w:rFonts w:ascii="Arial" w:hAnsi="Arial" w:cs="Arial"/>
               </w:rPr>
-              <w:t>db</w:t>
+              <w:t>manage.php</w:t>
             </w:r>
             <w:proofErr w:type="spellEnd"/>
             <w:r>
               <w:rPr>
                 <w:rFonts w:ascii="Arial" w:hAnsi="Arial" w:cs="Arial"/>
               </w:rPr>
-              <w:t xml:space="preserve"> per ora eliminazione)</w:t>
+              <w:t xml:space="preserve">, dove ho aggiunto una funzione chiamata </w:t>
+            </w:r>
+            <w:proofErr w:type="spellStart"/>
+            <w:r>
+              <w:rPr>
+                <w:rFonts w:ascii="Arial" w:hAnsi="Arial" w:cs="Arial"/>
+              </w:rPr>
+              <w:t>deleteAttachment</w:t>
+            </w:r>
+            <w:proofErr w:type="spellEnd"/>
+            <w:r>
+              <w:rPr>
+                <w:rFonts w:ascii="Arial" w:hAnsi="Arial" w:cs="Arial"/>
+              </w:rPr>
+              <w:t>. Niente di troppo complicato, ma comunque importante: prima loggo che la funzione è stata chiamata, poi prendo l’</w:t>
+            </w:r>
+            <w:proofErr w:type="spellStart"/>
+            <w:r>
+              <w:rPr>
+                <w:rFonts w:ascii="Arial" w:hAnsi="Arial" w:cs="Arial"/>
+              </w:rPr>
+              <w:t>attachment_id</w:t>
+            </w:r>
+            <w:proofErr w:type="spellEnd"/>
+            <w:r>
+              <w:rPr>
+                <w:rFonts w:ascii="Arial" w:hAnsi="Arial" w:cs="Arial"/>
+              </w:rPr>
+              <w:t xml:space="preserve"> dal POST, controllo se c’è, lo passo al metodo del mapper e a seconda del risultato loggo se è andato tutto ok o se c’è stato un errore. Se l’eliminazione va a buon fine, faccio anche un </w:t>
+            </w:r>
+            <w:proofErr w:type="spellStart"/>
+            <w:r>
+              <w:rPr>
+                <w:rFonts w:ascii="Arial" w:hAnsi="Arial" w:cs="Arial"/>
+              </w:rPr>
+              <w:t>redirect</w:t>
+            </w:r>
+            <w:proofErr w:type="spellEnd"/>
+            <w:r>
+              <w:rPr>
+                <w:rFonts w:ascii="Arial" w:hAnsi="Arial" w:cs="Arial"/>
+              </w:rPr>
+              <w:t xml:space="preserve"> alla pagina per creare una nuova nota.</w:t>
             </w:r>
           </w:p>
           <w:p>
             <w:pPr>
-              <w:pStyle w:val="Paragrafoelenco"/>
-              <w:numPr>
-                <w:ilvl w:val="0"/>
-                <w:numId w:val="21"/>
-              </w:numPr>
               <w:rPr>
                 <w:rFonts w:ascii="Arial" w:hAnsi="Arial" w:cs="Arial"/>
               </w:rPr>
             </w:pPr>
-            <w:r>
-              <w:rPr>
-                <w:rFonts w:ascii="Arial" w:hAnsi="Arial" w:cs="Arial"/>
-              </w:rPr>
-              <w:t>Sito</w:t>
-            </w:r>
           </w:p>
           <w:p>
             <w:pPr>
-              <w:pStyle w:val="Paragrafoelenco"/>
-              <w:numPr>
-                <w:ilvl w:val="1"/>
-                <w:numId w:val="21"/>
-              </w:numPr>
               <w:rPr>
                 <w:rFonts w:ascii="Arial" w:hAnsi="Arial" w:cs="Arial"/>
               </w:rPr>
@@ -276,30 +292,411 @@
               <w:rPr>
                 <w:rFonts w:ascii="Arial" w:hAnsi="Arial" w:cs="Arial"/>
               </w:rPr>
-              <w:t>Agg</w:t>
-            </w:r>
-            <w:r>
-              <w:rPr>
-                <w:rFonts w:ascii="Arial" w:hAnsi="Arial" w:cs="Arial"/>
-              </w:rPr>
-              <w:t>iornato sicurezza dei link</w:t>
-            </w:r>
-            <w:r>
-              <w:rPr>
-                <w:rFonts w:ascii="Arial" w:hAnsi="Arial" w:cs="Arial"/>
-              </w:rPr>
-              <w:t>, problemi iniziali ma risolto in seguito</w:t>
+              <w:t xml:space="preserve">Passando al JS, ho migliorato due funzioni. La prima, </w:t>
+            </w:r>
+            <w:proofErr w:type="spellStart"/>
+            <w:r>
+              <w:rPr>
+                <w:rFonts w:ascii="Arial" w:hAnsi="Arial" w:cs="Arial"/>
+              </w:rPr>
+              <w:t>removeInputFromDOM</w:t>
+            </w:r>
+            <w:proofErr w:type="spellEnd"/>
+            <w:r>
+              <w:rPr>
+                <w:rFonts w:ascii="Arial" w:hAnsi="Arial" w:cs="Arial"/>
+              </w:rPr>
+              <w:t>(</w:t>
+            </w:r>
+            <w:proofErr w:type="spellStart"/>
+            <w:r>
+              <w:rPr>
+                <w:rFonts w:ascii="Arial" w:hAnsi="Arial" w:cs="Arial"/>
+              </w:rPr>
+              <w:t>button</w:t>
+            </w:r>
+            <w:proofErr w:type="spellEnd"/>
+            <w:r>
+              <w:rPr>
+                <w:rFonts w:ascii="Arial" w:hAnsi="Arial" w:cs="Arial"/>
+              </w:rPr>
+              <w:t xml:space="preserve">), serve per eliminare dal DOM un input dinamico (quelli che aggiungo manualmente lato client). </w:t>
+            </w:r>
+            <w:proofErr w:type="gramStart"/>
+            <w:r>
+              <w:rPr>
+                <w:rFonts w:ascii="Arial" w:hAnsi="Arial" w:cs="Arial"/>
+              </w:rPr>
+              <w:t>Uso .</w:t>
+            </w:r>
+            <w:proofErr w:type="spellStart"/>
+            <w:r>
+              <w:rPr>
+                <w:rFonts w:ascii="Arial" w:hAnsi="Arial" w:cs="Arial"/>
+              </w:rPr>
+              <w:t>closest</w:t>
+            </w:r>
+            <w:proofErr w:type="spellEnd"/>
+            <w:proofErr w:type="gramEnd"/>
+            <w:r>
+              <w:rPr>
+                <w:rFonts w:ascii="Arial" w:hAnsi="Arial" w:cs="Arial"/>
+              </w:rPr>
+              <w:t>('.</w:t>
+            </w:r>
+            <w:proofErr w:type="spellStart"/>
+            <w:r>
+              <w:rPr>
+                <w:rFonts w:ascii="Arial" w:hAnsi="Arial" w:cs="Arial"/>
+              </w:rPr>
+              <w:t>dynamic</w:t>
+            </w:r>
+            <w:proofErr w:type="spellEnd"/>
+            <w:r>
+              <w:rPr>
+                <w:rFonts w:ascii="Arial" w:hAnsi="Arial" w:cs="Arial"/>
+              </w:rPr>
+              <w:t>-input') per trovare il genitore più vicino e poi lo rimuovo. È utile per evitare che input vuoti vengano inviati al server.</w:t>
             </w:r>
           </w:p>
           <w:p>
             <w:pPr>
-              <w:ind w:left="1080"/>
               <w:rPr>
                 <w:rFonts w:ascii="Arial" w:hAnsi="Arial" w:cs="Arial"/>
               </w:rPr>
             </w:pPr>
+          </w:p>
+          <w:p>
+            <w:pPr>
+              <w:rPr>
+                <w:rFonts w:ascii="Arial" w:hAnsi="Arial" w:cs="Arial"/>
+              </w:rPr>
+            </w:pPr>
+            <w:r>
+              <w:rPr>
+                <w:rFonts w:ascii="Arial" w:hAnsi="Arial" w:cs="Arial"/>
+              </w:rPr>
+              <w:t xml:space="preserve">La seconda funzione JS, </w:t>
+            </w:r>
+            <w:proofErr w:type="spellStart"/>
+            <w:r>
+              <w:rPr>
+                <w:rFonts w:ascii="Arial" w:hAnsi="Arial" w:cs="Arial"/>
+              </w:rPr>
+              <w:t>removeAttachmentFROMdb</w:t>
+            </w:r>
+            <w:proofErr w:type="spellEnd"/>
+            <w:r>
+              <w:rPr>
+                <w:rFonts w:ascii="Arial" w:hAnsi="Arial" w:cs="Arial"/>
+              </w:rPr>
+              <w:t>(</w:t>
+            </w:r>
+            <w:proofErr w:type="spellStart"/>
+            <w:r>
+              <w:rPr>
+                <w:rFonts w:ascii="Arial" w:hAnsi="Arial" w:cs="Arial"/>
+              </w:rPr>
+              <w:t>attachmentId</w:t>
+            </w:r>
+            <w:proofErr w:type="spellEnd"/>
+            <w:r>
+              <w:rPr>
+                <w:rFonts w:ascii="Arial" w:hAnsi="Arial" w:cs="Arial"/>
+              </w:rPr>
+              <w:t xml:space="preserve">), è un po’ più seria: invia una richiesta AJAX al backend per eliminare un allegato salvato nel DB. Se l’operazione va a buon fine, lo rimuovo anche dalla lista degli allegati nel DOM. Ho aggiunto anche una </w:t>
+            </w:r>
+            <w:proofErr w:type="spellStart"/>
+            <w:proofErr w:type="gramStart"/>
+            <w:r>
+              <w:rPr>
+                <w:rFonts w:ascii="Arial" w:hAnsi="Arial" w:cs="Arial"/>
+              </w:rPr>
+              <w:t>confirm</w:t>
+            </w:r>
+            <w:proofErr w:type="spellEnd"/>
+            <w:r>
+              <w:rPr>
+                <w:rFonts w:ascii="Arial" w:hAnsi="Arial" w:cs="Arial"/>
+              </w:rPr>
+              <w:t>(</w:t>
+            </w:r>
+            <w:proofErr w:type="gramEnd"/>
+            <w:r>
+              <w:rPr>
+                <w:rFonts w:ascii="Arial" w:hAnsi="Arial" w:cs="Arial"/>
+              </w:rPr>
+              <w:t>) per sicurezza, così l’utente deve essere sicuro prima di eliminare qualcosa.</w:t>
+            </w:r>
+          </w:p>
+          <w:p>
+            <w:pPr>
+              <w:rPr>
+                <w:rFonts w:ascii="Arial" w:hAnsi="Arial" w:cs="Arial"/>
+              </w:rPr>
+            </w:pPr>
+          </w:p>
+          <w:p>
+            <w:pPr>
+              <w:rPr>
+                <w:rFonts w:ascii="Arial" w:hAnsi="Arial" w:cs="Arial"/>
+              </w:rPr>
+            </w:pPr>
+            <w:r>
+              <w:rPr>
+                <w:rFonts w:ascii="Arial" w:hAnsi="Arial" w:cs="Arial"/>
+              </w:rPr>
+              <w:t xml:space="preserve">Poi ho lavorato anche su un piccolo sistema di disegno su canvas nella pagina </w:t>
+            </w:r>
+            <w:proofErr w:type="spellStart"/>
+            <w:r>
+              <w:rPr>
+                <w:rFonts w:ascii="Arial" w:hAnsi="Arial" w:cs="Arial"/>
+              </w:rPr>
+              <w:t>manageCanvas</w:t>
+            </w:r>
+            <w:proofErr w:type="spellEnd"/>
+            <w:r>
+              <w:rPr>
+                <w:rFonts w:ascii="Arial" w:hAnsi="Arial" w:cs="Arial"/>
+              </w:rPr>
+              <w:t xml:space="preserve">. Ho messo su le basi: posso disegnare con il mouse, cambiare colore, cancellare con una specie di “gomma” e anche pulire tutto il canvas. Le funzioni principali sono </w:t>
+            </w:r>
+            <w:proofErr w:type="spellStart"/>
+            <w:proofErr w:type="gramStart"/>
+            <w:r>
+              <w:rPr>
+                <w:rFonts w:ascii="Arial" w:hAnsi="Arial" w:cs="Arial"/>
+              </w:rPr>
+              <w:t>initDrawing</w:t>
+            </w:r>
+            <w:proofErr w:type="spellEnd"/>
+            <w:r>
+              <w:rPr>
+                <w:rFonts w:ascii="Arial" w:hAnsi="Arial" w:cs="Arial"/>
+              </w:rPr>
+              <w:t>(</w:t>
+            </w:r>
+            <w:proofErr w:type="gramEnd"/>
+            <w:r>
+              <w:rPr>
+                <w:rFonts w:ascii="Arial" w:hAnsi="Arial" w:cs="Arial"/>
+              </w:rPr>
+              <w:t xml:space="preserve">), </w:t>
+            </w:r>
+            <w:proofErr w:type="spellStart"/>
+            <w:r>
+              <w:rPr>
+                <w:rFonts w:ascii="Arial" w:hAnsi="Arial" w:cs="Arial"/>
+              </w:rPr>
+              <w:t>setColor</w:t>
+            </w:r>
+            <w:proofErr w:type="spellEnd"/>
+            <w:r>
+              <w:rPr>
+                <w:rFonts w:ascii="Arial" w:hAnsi="Arial" w:cs="Arial"/>
+              </w:rPr>
+              <w:t xml:space="preserve">(), </w:t>
+            </w:r>
+            <w:proofErr w:type="spellStart"/>
+            <w:r>
+              <w:rPr>
+                <w:rFonts w:ascii="Arial" w:hAnsi="Arial" w:cs="Arial"/>
+              </w:rPr>
+              <w:t>enableEraser</w:t>
+            </w:r>
+            <w:proofErr w:type="spellEnd"/>
+            <w:r>
+              <w:rPr>
+                <w:rFonts w:ascii="Arial" w:hAnsi="Arial" w:cs="Arial"/>
+              </w:rPr>
+              <w:t xml:space="preserve">() e </w:t>
+            </w:r>
+            <w:proofErr w:type="spellStart"/>
+            <w:r>
+              <w:rPr>
+                <w:rFonts w:ascii="Arial" w:hAnsi="Arial" w:cs="Arial"/>
+              </w:rPr>
+              <w:t>clearCanvas</w:t>
+            </w:r>
+            <w:proofErr w:type="spellEnd"/>
+            <w:r>
+              <w:rPr>
+                <w:rFonts w:ascii="Arial" w:hAnsi="Arial" w:cs="Arial"/>
+              </w:rPr>
+              <w:t>().</w:t>
+            </w:r>
+          </w:p>
+          <w:p>
+            <w:pPr>
+              <w:rPr>
+                <w:rFonts w:ascii="Arial" w:hAnsi="Arial" w:cs="Arial"/>
+              </w:rPr>
+            </w:pPr>
+          </w:p>
+          <w:p>
+            <w:pPr>
+              <w:rPr>
+                <w:rFonts w:ascii="Arial" w:hAnsi="Arial" w:cs="Arial"/>
+              </w:rPr>
+            </w:pPr>
+            <w:r>
+              <w:rPr>
+                <w:rFonts w:ascii="Arial" w:hAnsi="Arial" w:cs="Arial"/>
+              </w:rPr>
+              <w:t xml:space="preserve">Infine, ho sistemato un po’ la </w:t>
+            </w:r>
+            <w:proofErr w:type="spellStart"/>
+            <w:r>
+              <w:rPr>
+                <w:rFonts w:ascii="Arial" w:hAnsi="Arial" w:cs="Arial"/>
+              </w:rPr>
+              <w:t>createNote.php</w:t>
+            </w:r>
+            <w:proofErr w:type="spellEnd"/>
+            <w:r>
+              <w:rPr>
+                <w:rFonts w:ascii="Arial" w:hAnsi="Arial" w:cs="Arial"/>
+              </w:rPr>
+              <w:t xml:space="preserve">. Mostro gli allegati già presenti (leggendo i file e stampando il contenuto) e per ognuno ho messo un pulsante “X” che richiama </w:t>
+            </w:r>
+            <w:proofErr w:type="spellStart"/>
+            <w:proofErr w:type="gramStart"/>
+            <w:r>
+              <w:rPr>
+                <w:rFonts w:ascii="Arial" w:hAnsi="Arial" w:cs="Arial"/>
+              </w:rPr>
+              <w:t>removeAttachmentFROMdb</w:t>
+            </w:r>
+            <w:proofErr w:type="spellEnd"/>
+            <w:r>
+              <w:rPr>
+                <w:rFonts w:ascii="Arial" w:hAnsi="Arial" w:cs="Arial"/>
+              </w:rPr>
+              <w:t>(</w:t>
+            </w:r>
+            <w:proofErr w:type="gramEnd"/>
+            <w:r>
+              <w:rPr>
+                <w:rFonts w:ascii="Arial" w:hAnsi="Arial" w:cs="Arial"/>
+              </w:rPr>
+              <w:t>) per eliminarlo direttamente.</w:t>
+            </w:r>
+          </w:p>
+          <w:p>
+            <w:pPr>
+              <w:rPr>
+                <w:rFonts w:ascii="Arial" w:hAnsi="Arial" w:cs="Arial"/>
+              </w:rPr>
+            </w:pPr>
+          </w:p>
+          <w:p>
+            <w:pPr>
+              <w:rPr>
+                <w:rFonts w:ascii="Arial" w:hAnsi="Arial" w:cs="Arial"/>
+              </w:rPr>
+            </w:pPr>
+            <w:r>
+              <w:rPr>
+                <w:rFonts w:ascii="Arial" w:hAnsi="Arial" w:cs="Arial"/>
+              </w:rPr>
+              <w:t>Andrea Casamatta:</w:t>
+            </w:r>
+          </w:p>
+          <w:p>
+            <w:pPr>
+              <w:rPr>
+                <w:rFonts w:ascii="Arial" w:hAnsi="Arial" w:cs="Arial"/>
+              </w:rPr>
+            </w:pPr>
+            <w:r>
+              <w:rPr>
+                <w:rFonts w:ascii="Arial" w:hAnsi="Arial" w:cs="Arial"/>
+              </w:rPr>
+              <w:t>Aggiustato problemi di validazione dell’utente per evitare l’accesso non consentito all’applicazione tramite link, quando l’utente è non loggato e tenta di entrare nell’applicazione</w:t>
+            </w:r>
+            <w:r>
+              <w:rPr>
+                <w:rFonts w:ascii="Arial" w:hAnsi="Arial" w:cs="Arial"/>
+              </w:rPr>
+              <w:t>, avuto diversi problemi dove hanno occupato diverso tempo</w:t>
+            </w:r>
             <w:bookmarkStart w:id="3" w:name="_GoBack"/>
             <w:bookmarkEnd w:id="3"/>
+            <w:r>
+              <w:rPr>
+                <w:rFonts w:ascii="Arial" w:hAnsi="Arial" w:cs="Arial"/>
+              </w:rPr>
+              <w:t>.</w:t>
+            </w:r>
+          </w:p>
+          <w:p>
+            <w:pPr>
+              <w:rPr>
+                <w:rFonts w:ascii="Arial" w:hAnsi="Arial" w:cs="Arial"/>
+              </w:rPr>
+            </w:pPr>
+            <w:r>
+              <w:rPr>
+                <w:rFonts w:ascii="Arial" w:hAnsi="Arial" w:cs="Arial"/>
+              </w:rPr>
+              <w:t xml:space="preserve">Aggiunto icona </w:t>
+            </w:r>
+            <w:proofErr w:type="spellStart"/>
+            <w:r>
+              <w:rPr>
+                <w:rFonts w:ascii="Arial" w:hAnsi="Arial" w:cs="Arial"/>
+              </w:rPr>
+              <w:t>CasaNote</w:t>
+            </w:r>
+            <w:proofErr w:type="spellEnd"/>
+            <w:r>
+              <w:rPr>
+                <w:rFonts w:ascii="Arial" w:hAnsi="Arial" w:cs="Arial"/>
+              </w:rPr>
+              <w:t xml:space="preserve"> nel sito.</w:t>
+            </w:r>
+          </w:p>
+          <w:p>
+            <w:pPr>
+              <w:rPr>
+                <w:rFonts w:ascii="Arial" w:hAnsi="Arial" w:cs="Arial"/>
+              </w:rPr>
+            </w:pPr>
+            <w:r>
+              <w:rPr>
+                <w:rFonts w:ascii="Arial" w:hAnsi="Arial" w:cs="Arial"/>
+              </w:rPr>
+              <w:t xml:space="preserve">In </w:t>
+            </w:r>
+            <w:proofErr w:type="spellStart"/>
+            <w:r>
+              <w:rPr>
+                <w:rFonts w:ascii="Arial" w:hAnsi="Arial" w:cs="Arial"/>
+              </w:rPr>
+              <w:t>proggress</w:t>
+            </w:r>
+            <w:proofErr w:type="spellEnd"/>
+            <w:r>
+              <w:rPr>
+                <w:rFonts w:ascii="Arial" w:hAnsi="Arial" w:cs="Arial"/>
+              </w:rPr>
+              <w:t xml:space="preserve">: Descrizione errori, al momento sto concludendo la parte di descrizione verbale dell’errore per facilitare l’utente ed avere un output </w:t>
+            </w:r>
+            <w:proofErr w:type="spellStart"/>
+            <w:r>
+              <w:rPr>
+                <w:rFonts w:ascii="Arial" w:hAnsi="Arial" w:cs="Arial"/>
+              </w:rPr>
+              <w:t>piu</w:t>
+            </w:r>
+            <w:proofErr w:type="spellEnd"/>
+            <w:r>
+              <w:rPr>
+                <w:rFonts w:ascii="Arial" w:hAnsi="Arial" w:cs="Arial"/>
+              </w:rPr>
+              <w:t xml:space="preserve"> chiaro.</w:t>
+            </w:r>
           </w:p>
           <w:p>
             <w:pPr>
@@ -500,6 +897,7 @@
               <w:rPr>
                 <w:rFonts w:ascii="Arial" w:hAnsi="Arial" w:cs="Arial"/>
               </w:rPr>
+              <w:lastRenderedPageBreak/>
               <w:t>Programma di massima per la prossima giornata di lavoro</w:t>
             </w:r>
           </w:p>
@@ -5301,6 +5699,7 @@
     <w:rsid w:val="00793912"/>
     <w:rsid w:val="007A4EC3"/>
     <w:rsid w:val="007C49C7"/>
+    <w:rsid w:val="007D04EE"/>
     <w:rsid w:val="007E2877"/>
     <w:rsid w:val="008073A0"/>
     <w:rsid w:val="00842400"/>
@@ -6172,7 +6571,7 @@
 </file>
 
 <file path=customXml/itemProps1.xml><?xml version="1.0" encoding="utf-8"?>
-<ds:datastoreItem xmlns:ds="http://schemas.openxmlformats.org/officeDocument/2006/customXml" ds:itemID="{93C49063-BB8D-4F56-8387-B686BEF9B5C0}">
+<ds:datastoreItem xmlns:ds="http://schemas.openxmlformats.org/officeDocument/2006/customXml" ds:itemID="{191D3BE8-4E2F-43B6-B500-4BD4128D24E4}">
   <ds:schemaRefs>
     <ds:schemaRef ds:uri="http://schemas.openxmlformats.org/officeDocument/2006/bibliography"/>
   </ds:schemaRefs>
